--- a/a12/A12_SQL_Dissection.docx
+++ b/a12/A12_SQL_Dissection.docx
@@ -48,92 +48,7 @@
           <w:i w:val="0"/>
           <w:sz w:val="22"/>
         </w:rPr>
-        <w:t>Work with a real PostgreSQL database containing five related tables from a fictional bookstore. Nine SQL queries of increasing complexity are provided — from simple SELECT statements to multi-table JOINs and GROUP BY aggregations. For each query: (1) predict the result before running it, (2) run it, (3) explain what each clause contributes, and (4) answer a follow-up that asks you to make a targeted modification and explain how the result changes.</w:t>
-      </w:r>
-    </w:p>
-    <w:p>
-      <w:pPr>
-        <w:spacing w:after="80"/>
-      </w:pPr>
-      <w:r>
-        <w:rPr>
-          <w:b w:val="0"/>
-          <w:i w:val="0"/>
-          <w:sz w:val="22"/>
-        </w:rPr>
-        <w:t>All queries are provided — read, run, and explain each one. Focus on understanding how SQL evaluates each clause.</w:t>
-      </w:r>
-    </w:p>
-    <w:p>
-      <w:pPr>
-        <w:spacing w:before="200" w:after="80"/>
-      </w:pPr>
-      <w:r>
-        <w:rPr>
-          <w:b/>
-          <w:sz w:val="24"/>
-        </w:rPr>
-        <w:t>Learning Objectives</w:t>
-      </w:r>
-    </w:p>
-    <w:p>
-      <w:pPr>
-        <w:pStyle w:val="ListNumber"/>
-        <w:spacing w:after="40"/>
-      </w:pPr>
-      <w:r>
-        <w:rPr>
-          <w:sz w:val="22"/>
-        </w:rPr>
-        <w:t>Explain the components of the relational model (relations, tuples, attributes, keys) and how constraints enforce data consistency.</w:t>
-      </w:r>
-    </w:p>
-    <w:p>
-      <w:pPr>
-        <w:pStyle w:val="ListNumber"/>
-        <w:spacing w:after="40"/>
-      </w:pPr>
-      <w:r>
-        <w:rPr>
-          <w:sz w:val="22"/>
-        </w:rPr>
-        <w:t>Predict the result set of SQL DML queries that use WHERE, ORDER BY, and LIMIT.</w:t>
-      </w:r>
-    </w:p>
-    <w:p>
-      <w:pPr>
-        <w:pStyle w:val="ListNumber"/>
-        <w:spacing w:after="40"/>
-      </w:pPr>
-      <w:r>
-        <w:rPr>
-          <w:sz w:val="22"/>
-        </w:rPr>
-        <w:t>Explain what INNER JOIN, LEFT JOIN, and RIGHT JOIN include and exclude from the result.</w:t>
-      </w:r>
-    </w:p>
-    <w:p>
-      <w:pPr>
-        <w:pStyle w:val="ListNumber"/>
-        <w:spacing w:after="40"/>
-      </w:pPr>
-      <w:r>
-        <w:rPr>
-          <w:sz w:val="22"/>
-        </w:rPr>
-        <w:t>Interpret aggregate queries using COUNT, SUM, AVG with GROUP BY, HAVING, and ORDER BY.</w:t>
-      </w:r>
-    </w:p>
-    <w:p>
-      <w:pPr>
-        <w:pStyle w:val="ListNumber"/>
-        <w:spacing w:after="40"/>
-      </w:pPr>
-      <w:r>
-        <w:rPr>
-          <w:sz w:val="22"/>
-        </w:rPr>
-        <w:t>Identify a SQL injection vulnerability in a JDBC code snippet and explain the correct fix.</w:t>
+        <w:t>In this assignment, you will work with a real PostgreSQL database containing five related tables from a fictional bookstore. Nine SQL queries of increasing complexity are provided — from simple SELECT statements to multi-table JOINs and GROUP BY aggregations. For each query, you will predict the result before running it, run it, explain what each clause contributes, and answer a follow-up that asks you to make a targeted modification and explain how the result changes. The focus is on understanding how SQL evaluates each clause.</w:t>
       </w:r>
     </w:p>
     <w:p>
@@ -170,7 +85,35 @@
         <w:rPr>
           <w:sz w:val="22"/>
         </w:rPr>
-        <w:t>The bookstore database created: createdb bookstore (macOS) or psql -U postgres -c "CREATE DATABASE bookstore;" (Windows/Linux)</w:t>
+        <w:t xml:space="preserve">The bookstore database created: </w:t>
+      </w:r>
+      <w:r>
+        <w:rPr>
+          <w:rFonts w:ascii="Courier New" w:hAnsi="Courier New" w:cs="Courier New"/>
+          <w:sz w:val="22"/>
+          <w:color w:val="17375E"/>
+        </w:rPr>
+        <w:t>createdb</w:t>
+      </w:r>
+      <w:r>
+        <w:rPr>
+          <w:sz w:val="22"/>
+        </w:rPr>
+        <w:t xml:space="preserve"> bookstore (macOS) or </w:t>
+      </w:r>
+      <w:r>
+        <w:rPr>
+          <w:rFonts w:ascii="Courier New" w:hAnsi="Courier New" w:cs="Courier New"/>
+          <w:sz w:val="22"/>
+          <w:color w:val="17375E"/>
+        </w:rPr>
+        <w:t>psql</w:t>
+      </w:r>
+      <w:r>
+        <w:rPr>
+          <w:sz w:val="22"/>
+        </w:rPr>
+        <w:t xml:space="preserve"> -U postgres -c "CREATE DATABASE bookstore;" (Windows/Linux)</w:t>
       </w:r>
     </w:p>
     <w:p>
@@ -194,7 +137,7 @@
           <w:b/>
           <w:sz w:val="24"/>
         </w:rPr>
-        <w:t>Provided Files</w:t>
+        <w:t>General Instructions</w:t>
       </w:r>
     </w:p>
     <w:p>
@@ -207,7 +150,7 @@
           <w:i w:val="0"/>
           <w:sz w:val="22"/>
         </w:rPr>
-        <w:t>The following files are included with this assignment:</w:t>
+        <w:t>You will run several experiments and record your answers directly in this document, then submit it to Gradescope. The following files are provided:</w:t>
       </w:r>
     </w:p>
     <w:p>
@@ -217,9 +160,17 @@
       </w:pPr>
       <w:r>
         <w:rPr>
+          <w:rFonts w:ascii="Courier New" w:hAnsi="Courier New" w:cs="Courier New"/>
+          <w:sz w:val="22"/>
+          <w:color w:val="17375E"/>
+        </w:rPr>
+        <w:t>bookstore_schema.sql</w:t>
+      </w:r>
+      <w:r>
+        <w:rPr>
           <w:sz w:val="22"/>
         </w:rPr>
-        <w:t>bookstore_schema.sql — CREATE TABLE statements for all five tables.</w:t>
+        <w:t xml:space="preserve"> — CREATE TABLE statements for all five tables.</w:t>
       </w:r>
     </w:p>
     <w:p>
@@ -229,9 +180,17 @@
       </w:pPr>
       <w:r>
         <w:rPr>
+          <w:rFonts w:ascii="Courier New" w:hAnsi="Courier New" w:cs="Courier New"/>
+          <w:sz w:val="22"/>
+          <w:color w:val="17375E"/>
+        </w:rPr>
+        <w:t>bookstore_data.sql</w:t>
+      </w:r>
+      <w:r>
+        <w:rPr>
           <w:sz w:val="22"/>
         </w:rPr>
-        <w:t>bookstore_data.sql — INSERT statements to populate the database with 8 authors, 19 books, 8 customers, 15 orders, and 23 order items.</w:t>
+        <w:t xml:space="preserve"> — INSERT statements to populate the database with 8 authors, 19 books, 8 customers, 15 orders, and 23 order items.</w:t>
       </w:r>
     </w:p>
     <w:p>
@@ -436,7 +395,25 @@
           <w:i w:val="0"/>
           <w:sz w:val="22"/>
         </w:rPr>
-        <w:t>Useful psql commands inside the shell:</w:t>
+        <w:t xml:space="preserve">Useful </w:t>
+      </w:r>
+      <w:r>
+        <w:rPr>
+          <w:rFonts w:ascii="Courier New" w:hAnsi="Courier New" w:cs="Courier New"/>
+          <w:b w:val="0"/>
+          <w:i w:val="0"/>
+          <w:sz w:val="22"/>
+          <w:color w:val="17375E"/>
+        </w:rPr>
+        <w:t>psql</w:t>
+      </w:r>
+      <w:r>
+        <w:rPr>
+          <w:b w:val="0"/>
+          <w:i w:val="0"/>
+          <w:sz w:val="22"/>
+        </w:rPr>
+        <w:t xml:space="preserve"> commands inside the shell:</w:t>
       </w:r>
     </w:p>
     <w:tbl>
@@ -495,11 +472,21 @@
       </w:pPr>
       <w:r>
         <w:rPr>
+          <w:rFonts w:ascii="Courier New" w:hAnsi="Courier New" w:cs="Courier New"/>
+          <w:b w:val="0"/>
+          <w:i w:val="0"/>
+          <w:sz w:val="22"/>
+          <w:color w:val="17375E"/>
+        </w:rPr>
+        <w:t>psql</w:t>
+      </w:r>
+      <w:r>
+        <w:rPr>
           <w:b w:val="0"/>
           <w:i w:val="0"/>
           <w:sz w:val="22"/>
         </w:rPr>
-        <w:t>psql displays column headers and aligns output automatically — no extra commands needed.</w:t>
+        <w:t xml:space="preserve"> displays column headers and aligns output automatically — no extra commands needed.</w:t>
       </w:r>
     </w:p>
     <w:p>
@@ -649,7 +636,21 @@
         <w:rPr>
           <w:sz w:val="22"/>
         </w:rPr>
-        <w:t>Run the query in psql and paste the actual output into the Actual result column.</w:t>
+        <w:t xml:space="preserve">Run the query in </w:t>
+      </w:r>
+      <w:r>
+        <w:rPr>
+          <w:rFonts w:ascii="Courier New" w:hAnsi="Courier New" w:cs="Courier New"/>
+          <w:sz w:val="22"/>
+          <w:color w:val="17375E"/>
+        </w:rPr>
+        <w:t>psql</w:t>
+      </w:r>
+      <w:r>
+        <w:rPr>
+          <w:sz w:val="22"/>
+        </w:rPr>
+        <w:t xml:space="preserve"> and paste the actual output into the Actual result column.</w:t>
       </w:r>
     </w:p>
     <w:p>
@@ -776,7 +777,23 @@
           <w:i/>
           <w:sz w:val="20"/>
         </w:rPr>
-        <w:t>Before running: How many rows will this query return, and what will be the first and last book in the result?</w:t>
+        <w:t xml:space="preserve">Before running: How many rows will this query </w:t>
+      </w:r>
+      <w:r>
+        <w:rPr>
+          <w:rFonts w:ascii="Courier New" w:hAnsi="Courier New" w:cs="Courier New"/>
+          <w:i/>
+          <w:sz w:val="20"/>
+          <w:color w:val="17375E"/>
+        </w:rPr>
+        <w:t>return</w:t>
+      </w:r>
+      <w:r>
+        <w:rPr>
+          <w:i/>
+          <w:sz w:val="20"/>
+        </w:rPr>
+        <w:t>, and what will be the first and last book in the result?</w:t>
       </w:r>
     </w:p>
     <w:tbl>
@@ -954,7 +971,25 @@
           <w:i w:val="0"/>
           <w:sz w:val="22"/>
         </w:rPr>
-        <w:t>Change the ORDER BY to sort by price DESC. Write the modified query and paste the new first two rows of output.</w:t>
+        <w:t xml:space="preserve">Change the ORDER BY to sort by price DESC. Write the modified query and paste the </w:t>
+      </w:r>
+      <w:r>
+        <w:rPr>
+          <w:rFonts w:ascii="Courier New" w:hAnsi="Courier New" w:cs="Courier New"/>
+          <w:b w:val="0"/>
+          <w:i w:val="0"/>
+          <w:sz w:val="22"/>
+          <w:color w:val="17375E"/>
+        </w:rPr>
+        <w:t>new</w:t>
+      </w:r>
+      <w:r>
+        <w:rPr>
+          <w:b w:val="0"/>
+          <w:i w:val="0"/>
+          <w:sz w:val="22"/>
+        </w:rPr>
+        <w:t xml:space="preserve"> first two rows of output.</w:t>
       </w:r>
     </w:p>
     <w:tbl>
@@ -1504,7 +1539,25 @@
           <w:i w:val="0"/>
           <w:sz w:val="22"/>
         </w:rPr>
-        <w:t>Does every author appear in this result? Why or why not? What would need to be true for an author not to appear?</w:t>
+        <w:t xml:space="preserve">Does every author appear in this result? Why or why not? What would need to be </w:t>
+      </w:r>
+      <w:r>
+        <w:rPr>
+          <w:rFonts w:ascii="Courier New" w:hAnsi="Courier New" w:cs="Courier New"/>
+          <w:b w:val="0"/>
+          <w:i w:val="0"/>
+          <w:sz w:val="22"/>
+          <w:color w:val="17375E"/>
+        </w:rPr>
+        <w:t>true</w:t>
+      </w:r>
+      <w:r>
+        <w:rPr>
+          <w:b w:val="0"/>
+          <w:i w:val="0"/>
+          <w:sz w:val="22"/>
+        </w:rPr>
+        <w:t xml:space="preserve"> for an author not to appear?</w:t>
       </w:r>
     </w:p>
     <w:tbl>
@@ -2542,7 +2595,25 @@
           <w:i w:val="0"/>
           <w:sz w:val="22"/>
         </w:rPr>
-        <w:t>Enable psql query timing and re-run Query 6 three times:</w:t>
+        <w:t xml:space="preserve">Enable </w:t>
+      </w:r>
+      <w:r>
+        <w:rPr>
+          <w:rFonts w:ascii="Courier New" w:hAnsi="Courier New" w:cs="Courier New"/>
+          <w:b w:val="0"/>
+          <w:i w:val="0"/>
+          <w:sz w:val="22"/>
+          <w:color w:val="17375E"/>
+        </w:rPr>
+        <w:t>psql</w:t>
+      </w:r>
+      <w:r>
+        <w:rPr>
+          <w:b w:val="0"/>
+          <w:i w:val="0"/>
+          <w:sz w:val="22"/>
+        </w:rPr>
+        <w:t xml:space="preserve"> query timing and re-run Query 6 three times:</w:t>
       </w:r>
     </w:p>
     <w:tbl>
@@ -2612,7 +2683,25 @@
           <w:i w:val="0"/>
           <w:sz w:val="22"/>
         </w:rPr>
-        <w:t>Paste the three timing lines psql prints after each execution (e.g., "Time: 1.234 ms"). What is the approximate elapsed time? Does it vary between runs? This value is specific to your machine's hardware.</w:t>
+        <w:t xml:space="preserve">Paste the three timing lines </w:t>
+      </w:r>
+      <w:r>
+        <w:rPr>
+          <w:rFonts w:ascii="Courier New" w:hAnsi="Courier New" w:cs="Courier New"/>
+          <w:b w:val="0"/>
+          <w:i w:val="0"/>
+          <w:sz w:val="22"/>
+          <w:color w:val="17375E"/>
+        </w:rPr>
+        <w:t>psql</w:t>
+      </w:r>
+      <w:r>
+        <w:rPr>
+          <w:b w:val="0"/>
+          <w:i w:val="0"/>
+          <w:sz w:val="22"/>
+        </w:rPr>
+        <w:t xml:space="preserve"> prints after each execution (e.g., "Time: 1.234 ms"). What is the approximate elapsed time? Does it vary between runs? This value is specific to your machine's hardware.</w:t>
       </w:r>
     </w:p>
     <w:tbl>
@@ -3382,7 +3471,25 @@
           <w:i w:val="0"/>
           <w:sz w:val="22"/>
         </w:rPr>
-        <w:t>Identify the SQL injection vulnerability. Construct a specific example of malicious input (a string the user could supply as 'genre') that would cause the query to return all rows from the books table, regardless of genre. Show the SQL string the database would actually execute.</w:t>
+        <w:t xml:space="preserve">Identify the SQL injection vulnerability. Construct a specific example of malicious input (a string the user could supply as 'genre') that would cause the query to </w:t>
+      </w:r>
+      <w:r>
+        <w:rPr>
+          <w:rFonts w:ascii="Courier New" w:hAnsi="Courier New" w:cs="Courier New"/>
+          <w:b w:val="0"/>
+          <w:i w:val="0"/>
+          <w:sz w:val="22"/>
+          <w:color w:val="17375E"/>
+        </w:rPr>
+        <w:t>return</w:t>
+      </w:r>
+      <w:r>
+        <w:rPr>
+          <w:b w:val="0"/>
+          <w:i w:val="0"/>
+          <w:sz w:val="22"/>
+        </w:rPr>
+        <w:t xml:space="preserve"> all rows from the books table, regardless of genre. Show the SQL string the database would actually execute.</w:t>
       </w:r>
     </w:p>
     <w:tbl>
@@ -3522,9 +3629,7 @@
         <w:rPr>
           <w:sz w:val="22"/>
         </w:rPr>
-        <w:t>1.</w:t>
-        <w:tab/>
-        <w:t>For each of the nine queries: the completed three-column table (predicted result, actual result, explanation) and written answers to all numbered follow-up questions.</w:t>
+        <w:t>1.For each of the nine queries: the completed three-column table (predicted result, actual result, explanation) and written answers to all numbered follow-up questions.</w:t>
       </w:r>
     </w:p>
     <w:p>
@@ -3536,9 +3641,7 @@
         <w:rPr>
           <w:sz w:val="22"/>
         </w:rPr>
-        <w:t>2.</w:t>
-        <w:tab/>
-        <w:t>For Q2, Q4, Q8, Q12, Q15, Q17 (modified queries): the modified SQL and pasted output.</w:t>
+        <w:t>2.For Q2, Q4, Q8, Q12, Q15, Q17 (modified queries): the modified SQL and pasted output.</w:t>
       </w:r>
     </w:p>
     <w:p>
